--- a/output/documents/Test Plan CourtBook.docx
+++ b/output/documents/Test Plan CourtBook.docx
@@ -610,7 +610,7 @@
                 <w:szCs w:val="20"/>
                 <w:rtl w:val="0"/>
               </w:rPr>
-              <w:t xml:space="preserve">1.0 (versi dokumen)</w:t>
+              <w:t xml:space="preserve">1.1 (pembaruan rencana untuk Modul 2)</w:t>
             </w:r>
           </w:p>
         </w:tc>
@@ -1144,7 +1144,7 @@
                 <w:szCs w:val="20"/>
                 <w:rtl w:val="0"/>
               </w:rPr>
-              <w:t xml:space="preserve">8 Oktober 2026</w:t>
+              <w:t xml:space="preserve">22 Oktober 2026</w:t>
             </w:r>
           </w:p>
         </w:tc>
@@ -1655,6 +1655,168 @@
                 <w:rtl w:val="0"/>
               </w:rPr>
               <w:t xml:space="preserve">Penyusunan awal Test Plan CourtBook untuk Modul 1 berdasarkan fitur dan aturan bisnis yang tersedia.</w:t>
+            </w:r>
+          </w:p>
+        </w:tc>
+      </w:tr>
+      <w:tr>
+        <w:trPr>
+          <w:cantSplit w:val="1"/>
+          <w:tblHeader w:val="0"/>
+        </w:trPr>
+        <w:tc>
+          <w:tcPr>
+            <w:tcBorders>
+              <w:top w:color="d1d5db" w:space="0" w:sz="4" w:val="single"/>
+              <w:left w:color="d1d5db" w:space="0" w:sz="4" w:val="single"/>
+              <w:bottom w:color="d1d5db" w:space="0" w:sz="4" w:val="single"/>
+              <w:right w:color="d1d5db" w:space="0" w:sz="4" w:val="single"/>
+            </w:tcBorders>
+            <w:shd w:fill="ffffff" w:val="clear"/>
+            <w:tcMar>
+              <w:top w:w="80.0" w:type="dxa"/>
+              <w:left w:w="140.0" w:type="dxa"/>
+              <w:bottom w:w="80.0" w:type="dxa"/>
+              <w:right w:w="140.0" w:type="dxa"/>
+            </w:tcMar>
+            <w:vAlign w:val="center"/>
+          </w:tcPr>
+          <w:p>
+            <w:pPr>
+              <w:spacing w:line="240" w:lineRule="auto"/>
+              <w:jc w:val="left"/>
+              <w:rPr>
+                <w:rFonts w:ascii="Arial" w:cs="Arial" w:eastAsia="Arial" w:hAnsi="Arial"/>
+              </w:rPr>
+              <w:keepNext w:val="0"/>
+              <w:keepLines w:val="1"/>
+            </w:pPr>
+            <w:r>
+              <w:rPr>
+                <w:rFonts w:ascii="Arial" w:cs="Arial" w:eastAsia="Arial" w:hAnsi="Arial"/>
+                <w:color w:val="000000"/>
+                <w:sz w:val="20"/>
+                <w:szCs w:val="20"/>
+                <w:rtl w:val="0"/>
+              </w:rPr>
+              <w:t xml:space="preserve">1.1</w:t>
+            </w:r>
+          </w:p>
+        </w:tc>
+        <w:tc>
+          <w:tcPr>
+            <w:tcBorders>
+              <w:top w:color="d1d5db" w:space="0" w:sz="4" w:val="single"/>
+              <w:left w:color="d1d5db" w:space="0" w:sz="4" w:val="single"/>
+              <w:bottom w:color="d1d5db" w:space="0" w:sz="4" w:val="single"/>
+              <w:right w:color="d1d5db" w:space="0" w:sz="4" w:val="single"/>
+            </w:tcBorders>
+            <w:shd w:fill="ffffff" w:val="clear"/>
+            <w:tcMar>
+              <w:top w:w="80.0" w:type="dxa"/>
+              <w:left w:w="140.0" w:type="dxa"/>
+              <w:bottom w:w="80.0" w:type="dxa"/>
+              <w:right w:w="140.0" w:type="dxa"/>
+            </w:tcMar>
+            <w:vAlign w:val="center"/>
+          </w:tcPr>
+          <w:p>
+            <w:pPr>
+              <w:spacing w:line="240" w:lineRule="auto"/>
+              <w:jc w:val="left"/>
+              <w:rPr>
+                <w:rFonts w:ascii="Arial" w:cs="Arial" w:eastAsia="Arial" w:hAnsi="Arial"/>
+              </w:rPr>
+              <w:keepNext w:val="0"/>
+              <w:keepLines w:val="1"/>
+            </w:pPr>
+            <w:r>
+              <w:rPr>
+                <w:rFonts w:ascii="Arial" w:cs="Arial" w:eastAsia="Arial" w:hAnsi="Arial"/>
+                <w:color w:val="000000"/>
+                <w:sz w:val="20"/>
+                <w:szCs w:val="20"/>
+                <w:rtl w:val="0"/>
+              </w:rPr>
+              <w:t xml:space="preserve">22 Oktober 2026</w:t>
+            </w:r>
+          </w:p>
+        </w:tc>
+        <w:tc>
+          <w:tcPr>
+            <w:tcBorders>
+              <w:top w:color="d1d5db" w:space="0" w:sz="4" w:val="single"/>
+              <w:left w:color="d1d5db" w:space="0" w:sz="4" w:val="single"/>
+              <w:bottom w:color="d1d5db" w:space="0" w:sz="4" w:val="single"/>
+              <w:right w:color="d1d5db" w:space="0" w:sz="4" w:val="single"/>
+            </w:tcBorders>
+            <w:shd w:fill="ffffff" w:val="clear"/>
+            <w:tcMar>
+              <w:top w:w="80.0" w:type="dxa"/>
+              <w:left w:w="140.0" w:type="dxa"/>
+              <w:bottom w:w="80.0" w:type="dxa"/>
+              <w:right w:w="140.0" w:type="dxa"/>
+            </w:tcMar>
+            <w:vAlign w:val="center"/>
+          </w:tcPr>
+          <w:p>
+            <w:pPr>
+              <w:spacing w:line="240" w:lineRule="auto"/>
+              <w:jc w:val="left"/>
+              <w:rPr>
+                <w:rFonts w:ascii="Arial" w:cs="Arial" w:eastAsia="Arial" w:hAnsi="Arial"/>
+              </w:rPr>
+              <w:keepNext w:val="0"/>
+              <w:keepLines w:val="1"/>
+            </w:pPr>
+            <w:r>
+              <w:rPr>
+                <w:rFonts w:ascii="Arial" w:cs="Arial" w:eastAsia="Arial" w:hAnsi="Arial"/>
+                <w:color w:val="000000"/>
+                <w:sz w:val="20"/>
+                <w:szCs w:val="20"/>
+                <w:rtl w:val="0"/>
+              </w:rPr>
+              <w:t xml:space="preserve">Teguh Setia</w:t>
+            </w:r>
+          </w:p>
+        </w:tc>
+        <w:tc>
+          <w:tcPr>
+            <w:tcBorders>
+              <w:top w:color="d1d5db" w:space="0" w:sz="4" w:val="single"/>
+              <w:left w:color="d1d5db" w:space="0" w:sz="4" w:val="single"/>
+              <w:bottom w:color="d1d5db" w:space="0" w:sz="4" w:val="single"/>
+              <w:right w:color="d1d5db" w:space="0" w:sz="4" w:val="single"/>
+            </w:tcBorders>
+            <w:shd w:fill="ffffff" w:val="clear"/>
+            <w:tcMar>
+              <w:top w:w="80.0" w:type="dxa"/>
+              <w:left w:w="140.0" w:type="dxa"/>
+              <w:bottom w:w="80.0" w:type="dxa"/>
+              <w:right w:w="140.0" w:type="dxa"/>
+            </w:tcMar>
+            <w:vAlign w:val="center"/>
+          </w:tcPr>
+          <w:p>
+            <w:pPr>
+              <w:spacing w:line="240" w:lineRule="auto"/>
+              <w:jc w:val="left"/>
+              <w:rPr>
+                <w:rFonts w:ascii="Arial" w:cs="Arial" w:eastAsia="Arial" w:hAnsi="Arial"/>
+              </w:rPr>
+              <w:keepNext w:val="0"/>
+              <w:keepLines w:val="1"/>
+            </w:pPr>
+            <w:r>
+              <w:rPr>
+                <w:rFonts w:ascii="Arial" w:cs="Arial" w:eastAsia="Arial" w:hAnsi="Arial"/>
+                <w:color w:val="000000"/>
+                <w:sz w:val="20"/>
+                <w:szCs w:val="20"/>
+                <w:rtl w:val="0"/>
+              </w:rPr>
+              <w:t xml:space="preserve">Melengkapi rencana Modul 2, dasar kebutuhan, data uji, jadwal, dan luaran TDS serta TTM; cakupan delapan fitur Pelanggan tetap.</w:t>
             </w:r>
           </w:p>
         </w:tc>
@@ -2662,7 +2824,7 @@
           <w:rtl w:val="0"/>
           <w:color w:val="000000"/>
         </w:rPr>
-        <w:t xml:space="preserve">Test Plan ini menetapkan cakupan, risiko, kriteria, dan lingkungan pengujian CourtBook dengan fokus Pelanggan. Tujuannya memastikan proses pemilihan lapangan hingga pengelolaan booking menghasilkan jadwal dan status yang sesuai aturan. Sumber kebutuhan awal adalah docs/requirements.md, docs/business-rules.md, dan perilaku aplikasi yang tersedia; SRS disiapkan bertahap untuk Modul 2.</w:t>
+        <w:t xml:space="preserve">Test Plan ini menetapkan cakupan, risiko, kriteria, dan lingkungan pengujian CourtBook dengan fokus Pelanggan. Tujuannya memastikan proses pemilihan lapangan hingga pengelolaan booking menghasilkan jadwal dan status yang sesuai aturan. Dasar kebutuhan: docs/requirements.md, docs/business-rules.md, dan Section 1 dokumen TDS dan TTM CourtBook untuk Modul 2.</w:t>
       </w:r>
     </w:p>
     <w:p>
@@ -3076,7 +3238,7 @@
                 <w:szCs w:val="20"/>
                 <w:rtl w:val="0"/>
               </w:rPr>
-              <w:t xml:space="preserve">Snapshot source code 8 Oktober 2026 (commit 2bdd4e0)</w:t>
+              <w:t xml:space="preserve">Modul 2: commit 39fb8ee, 22 Oktober 2026. Baseline Modul 1: commit 2bdd4e0.</w:t>
             </w:r>
           </w:p>
         </w:tc>
@@ -8779,16 +8941,17 @@
             <w:r>
               <w:rPr>
                 <w:rFonts w:ascii="Arial" w:cs="Arial" w:eastAsia="Arial" w:hAnsi="Arial"/>
-                <w:color w:val="9ba3af"/>
-                <w:sz w:val="20"/>
-                <w:szCs w:val="20"/>
-                <w:rtl w:val="0"/>
-              </w:rPr>
-              <w:t xml:space="preserve">&lt;Belum ditetapkan; dilengkapi pada modul berikutnya&gt;</w:t>
-            </w:r>
-            <w:r>
-              <w:rPr>
-                <w:rtl w:val="0"/>
+                <w:color w:val="000000"/>
+                <w:sz w:val="20"/>
+                <w:szCs w:val="20"/>
+                <w:rtl w:val="0"/>
+              </w:rPr>
+              <w:t xml:space="preserve">Berbasis kebutuhan dan risiko; desain delapan fitur Pelanggan ditelusuri melalui TDS dan TTM.</w:t>
+            </w:r>
+            <w:r>
+              <w:rPr>
+                <w:rtl w:val="0"/>
+                <w:color w:val="000000"/>
               </w:rPr>
             </w:r>
           </w:p>
@@ -8873,16 +9036,17 @@
             <w:r>
               <w:rPr>
                 <w:rFonts w:ascii="Arial" w:cs="Arial" w:eastAsia="Arial" w:hAnsi="Arial"/>
-                <w:color w:val="9ba3af"/>
-                <w:sz w:val="20"/>
-                <w:szCs w:val="20"/>
-                <w:rtl w:val="0"/>
-              </w:rPr>
-              <w:t xml:space="preserve">&lt;Belum ditetapkan; dilengkapi pada modul berikutnya&gt;</w:t>
-            </w:r>
-            <w:r>
-              <w:rPr>
-                <w:rtl w:val="0"/>
+                <w:color w:val="000000"/>
+                <w:sz w:val="20"/>
+                <w:szCs w:val="20"/>
+                <w:rtl w:val="0"/>
+              </w:rPr>
+              <w:t xml:space="preserve">Pengujian sistem pada role Pelanggan; validasi backend mendukung aturan domain.</w:t>
+            </w:r>
+            <w:r>
+              <w:rPr>
+                <w:rtl w:val="0"/>
+                <w:color w:val="000000"/>
               </w:rPr>
             </w:r>
           </w:p>
@@ -8967,16 +9131,17 @@
             <w:r>
               <w:rPr>
                 <w:rFonts w:ascii="Arial" w:cs="Arial" w:eastAsia="Arial" w:hAnsi="Arial"/>
-                <w:color w:val="9ba3af"/>
-                <w:sz w:val="20"/>
-                <w:szCs w:val="20"/>
-                <w:rtl w:val="0"/>
-              </w:rPr>
-              <w:t xml:space="preserve">&lt;Belum ditetapkan; dilengkapi pada modul berikutnya&gt;</w:t>
-            </w:r>
-            <w:r>
-              <w:rPr>
-                <w:rtl w:val="0"/>
+                <w:color w:val="000000"/>
+                <w:sz w:val="20"/>
+                <w:szCs w:val="20"/>
+                <w:rtl w:val="0"/>
+              </w:rPr>
+              <w:t xml:space="preserve">Fungsional positif dan negatif, validasi input, ownership, jadwal, status, dan usability terbatas.</w:t>
+            </w:r>
+            <w:r>
+              <w:rPr>
+                <w:rtl w:val="0"/>
+                <w:color w:val="000000"/>
               </w:rPr>
             </w:r>
           </w:p>
@@ -9118,7 +9283,7 @@
           <w:szCs w:val="18"/>
           <w:rtl w:val="0"/>
         </w:rPr>
-        <w:t xml:space="preserve">Arah dan teknik pengujian akan ditetapkan setelah materi terkait dipelajari pada modul berikutnya.</w:t>
+        <w:t xml:space="preserve">Modul 2 menetapkan kebutuhan, kondisi uji, dan keterlacakan; teknik rinci serta test case menyusul.</w:t>
       </w:r>
     </w:p>
     <w:tbl>
@@ -9328,16 +9493,17 @@
             <w:r>
               <w:rPr>
                 <w:rFonts w:ascii="Arial" w:cs="Arial" w:eastAsia="Arial" w:hAnsi="Arial"/>
-                <w:color w:val="1a1a1a"/>
-                <w:sz w:val="20"/>
-                <w:szCs w:val="20"/>
-                <w:rtl w:val="0"/>
-              </w:rPr>
-              <w:t xml:space="preserve">Arah dan Teknik Pengujian</w:t>
-            </w:r>
-            <w:r>
-              <w:rPr>
-                <w:rtl w:val="0"/>
+                <w:color w:val="000000"/>
+                <w:sz w:val="20"/>
+                <w:szCs w:val="20"/>
+                <w:rtl w:val="0"/>
+              </w:rPr>
+              <w:t xml:space="preserve">Arah pengujian Modul 2</w:t>
+            </w:r>
+            <w:r>
+              <w:rPr>
+                <w:rtl w:val="0"/>
+                <w:color w:val="000000"/>
               </w:rPr>
             </w:r>
           </w:p>
@@ -9372,16 +9538,17 @@
             <w:r>
               <w:rPr>
                 <w:rFonts w:ascii="Arial" w:cs="Arial" w:eastAsia="Arial" w:hAnsi="Arial"/>
-                <w:color w:val="1a1a1a"/>
-                <w:sz w:val="20"/>
-                <w:szCs w:val="20"/>
-                <w:rtl w:val="0"/>
-              </w:rPr>
-              <w:t xml:space="preserve">&lt;Belum ditetapkan&gt;</w:t>
-            </w:r>
-            <w:r>
-              <w:rPr>
-                <w:rtl w:val="0"/>
+                <w:color w:val="000000"/>
+                <w:sz w:val="20"/>
+                <w:szCs w:val="20"/>
+                <w:rtl w:val="0"/>
+              </w:rPr>
+              <w:t xml:space="preserve">Desain terdokumentasi</w:t>
+            </w:r>
+            <w:r>
+              <w:rPr>
+                <w:rtl w:val="0"/>
+                <w:color w:val="000000"/>
               </w:rPr>
             </w:r>
           </w:p>
@@ -9416,16 +9583,17 @@
             <w:r>
               <w:rPr>
                 <w:rFonts w:ascii="Arial" w:cs="Arial" w:eastAsia="Arial" w:hAnsi="Arial"/>
-                <w:color w:val="1a1a1a"/>
-                <w:sz w:val="20"/>
-                <w:szCs w:val="20"/>
-                <w:rtl w:val="0"/>
-              </w:rPr>
-              <w:t xml:space="preserve">Dilengkapi setelah materi terkait dipelajari pada modul berikutnya.</w:t>
-            </w:r>
-            <w:r>
-              <w:rPr>
-                <w:rtl w:val="0"/>
+                <w:color w:val="000000"/>
+                <w:sz w:val="20"/>
+                <w:szCs w:val="20"/>
+                <w:rtl w:val="0"/>
+              </w:rPr>
+              <w:t xml:space="preserve">TDS dan TTM sampai Section 5. Teknik rinci serta test case pada modul lanjutan.</w:t>
+            </w:r>
+            <w:r>
+              <w:rPr>
+                <w:rtl w:val="0"/>
+                <w:color w:val="000000"/>
               </w:rPr>
             </w:r>
           </w:p>
@@ -9450,7 +9618,7 @@
           <w:szCs w:val="18"/>
           <w:rtl w:val="0"/>
         </w:rPr>
-        <w:t xml:space="preserve">Penetapan teknik tidak dilakukan pada Modul 1.</w:t>
+        <w:t xml:space="preserve">Luaran Modul 2 dibatasi sampai Section 5 TTM, sesuai modul.</w:t>
       </w:r>
     </w:p>
     <w:p>
@@ -11699,7 +11867,7 @@
           <w:szCs w:val="18"/>
           <w:rtl w:val="0"/>
         </w:rPr>
-        <w:t xml:space="preserve">Data awal berupa akun dan lapangan simulasi. Rincian kasus serta input disiapkan pada modul berikutnya.</w:t>
+        <w:t xml:space="preserve">Data simulasi dan batas penting disiapkan untuk desain Modul 2. Data konkret setiap test case mengikuti modul lanjutan.</w:t>
       </w:r>
     </w:p>
     <w:tbl>
@@ -12172,16 +12340,17 @@
             <w:r>
               <w:rPr>
                 <w:rFonts w:ascii="Arial" w:cs="Arial" w:eastAsia="Arial" w:hAnsi="Arial"/>
-                <w:color w:val="9ba3af"/>
-                <w:sz w:val="20"/>
-                <w:szCs w:val="20"/>
-                <w:rtl w:val="0"/>
-              </w:rPr>
-              <w:t xml:space="preserve">&lt;Belum ditetapkan; dilengkapi pada modul berikutnya&gt;</w:t>
-            </w:r>
-            <w:r>
-              <w:rPr>
-                <w:rtl w:val="0"/>
+                <w:color w:val="000000"/>
+                <w:sz w:val="20"/>
+                <w:szCs w:val="20"/>
+                <w:rtl w:val="0"/>
+              </w:rPr>
+              <w:t xml:space="preserve">Akun A/B; lapangan aktif/nonaktif; slot kosong/terisi/maintenance; batas 1-4 jam, +2 jam, +30 hari, hold 15 menit, dan cancel 24 jam. Status partial/paid memakai fixture lokal.</w:t>
+            </w:r>
+            <w:r>
+              <w:rPr>
+                <w:rtl w:val="0"/>
+                <w:color w:val="000000"/>
               </w:rPr>
             </w:r>
           </w:p>
@@ -12228,7 +12397,7 @@
           <w:szCs w:val="18"/>
           <w:rtl w:val="0"/>
         </w:rPr>
-        <w:t xml:space="preserve">Penyusunan dokumen Modul 1 dilakukan pada 8 Oktober 2026. Review, demo, dan pengumpulan mengikuti jadwal laboratorium; tanggal pastinya belum ditetapkan. Detail Modul 2–6 dan UAP dilengkapi ketika modul terkait dibahas.</w:t>
+        <w:t xml:space="preserve">Penyusunan dokumen Modul 1 dilakukan pada 8 Oktober 2026. Review, demo, dan pengumpulan mengikuti jadwal laboratorium; tanggal pastinya belum ditetapkan. Aktivitas Modul 2 diperbarui pada 22 Oktober 2026; detail Modul 3-6 dan UAP dilengkapi ketika modul terkait dibahas.</w:t>
       </w:r>
     </w:p>
     <w:tbl>
@@ -12659,7 +12828,7 @@
             <w:r>
               <w:rPr>
                 <w:rFonts w:ascii="Arial" w:cs="Arial" w:eastAsia="Arial" w:hAnsi="Arial"/>
-                <w:color w:val="1a1a1a"/>
+                <w:color w:val="000000"/>
                 <w:sz w:val="20"/>
                 <w:szCs w:val="20"/>
                 <w:rtl w:val="0"/>
@@ -12669,6 +12838,7 @@
             <w:r>
               <w:rPr>
                 <w:rtl w:val="0"/>
+                <w:color w:val="000000"/>
               </w:rPr>
             </w:r>
           </w:p>
@@ -12703,16 +12873,17 @@
             <w:r>
               <w:rPr>
                 <w:rFonts w:ascii="Arial" w:cs="Arial" w:eastAsia="Arial" w:hAnsi="Arial"/>
-                <w:color w:val="1a1a1a"/>
-                <w:sz w:val="20"/>
-                <w:szCs w:val="20"/>
-                <w:rtl w:val="0"/>
-              </w:rPr>
-              <w:t xml:space="preserve">&lt;Belum ditetapkan&gt;</w:t>
-            </w:r>
-            <w:r>
-              <w:rPr>
-                <w:rtl w:val="0"/>
+                <w:color w:val="000000"/>
+                <w:sz w:val="20"/>
+                <w:szCs w:val="20"/>
+                <w:rtl w:val="0"/>
+              </w:rPr>
+              <w:t xml:space="preserve">Analisis kebutuhan delapan fitur Pelanggan; susun TDS dan TTM sampai Section 5; siapkan demonstrasi keterlacakan.</w:t>
+            </w:r>
+            <w:r>
+              <w:rPr>
+                <w:rtl w:val="0"/>
+                <w:color w:val="000000"/>
               </w:rPr>
             </w:r>
           </w:p>
@@ -12747,16 +12918,17 @@
             <w:r>
               <w:rPr>
                 <w:rFonts w:ascii="Arial" w:cs="Arial" w:eastAsia="Arial" w:hAnsi="Arial"/>
-                <w:color w:val="9ba3af"/>
-                <w:sz w:val="20"/>
-                <w:szCs w:val="20"/>
-                <w:rtl w:val="0"/>
-              </w:rPr>
-              <w:t xml:space="preserve">&lt;Belum ditetapkan&gt;</w:t>
-            </w:r>
-            <w:r>
-              <w:rPr>
-                <w:rtl w:val="0"/>
+                <w:color w:val="000000"/>
+                <w:sz w:val="20"/>
+                <w:szCs w:val="20"/>
+                <w:rtl w:val="0"/>
+              </w:rPr>
+              <w:t xml:space="preserve">22 Oktober 2026: penyusunan. Review/demo dan tenggat mengikuti jadwal laboratorium.</w:t>
+            </w:r>
+            <w:r>
+              <w:rPr>
+                <w:rtl w:val="0"/>
+                <w:color w:val="000000"/>
               </w:rPr>
             </w:r>
           </w:p>
@@ -12791,16 +12963,17 @@
             <w:r>
               <w:rPr>
                 <w:rFonts w:ascii="Arial" w:cs="Arial" w:eastAsia="Arial" w:hAnsi="Arial"/>
-                <w:color w:val="1a1a1a"/>
-                <w:sz w:val="20"/>
-                <w:szCs w:val="20"/>
-                <w:rtl w:val="0"/>
-              </w:rPr>
-              <w:t xml:space="preserve">&lt;Belum ditetapkan&gt;</w:t>
-            </w:r>
-            <w:r>
-              <w:rPr>
-                <w:rtl w:val="0"/>
+                <w:color w:val="000000"/>
+                <w:sz w:val="20"/>
+                <w:szCs w:val="20"/>
+                <w:rtl w:val="0"/>
+              </w:rPr>
+              <w:t xml:space="preserve">Test Design Specification dan Test Traceability Matrix CourtBook</w:t>
+            </w:r>
+            <w:r>
+              <w:rPr>
+                <w:rtl w:val="0"/>
+                <w:color w:val="000000"/>
               </w:rPr>
             </w:r>
           </w:p>
@@ -14367,7 +14540,7 @@
             <w:r>
               <w:rPr>
                 <w:rFonts w:ascii="Arial" w:cs="Arial" w:eastAsia="Arial" w:hAnsi="Arial"/>
-                <w:color w:val="1a1a1a"/>
+                <w:color w:val="000000"/>
                 <w:sz w:val="20"/>
                 <w:szCs w:val="20"/>
                 <w:rtl w:val="0"/>
@@ -14377,6 +14550,7 @@
             <w:r>
               <w:rPr>
                 <w:rtl w:val="0"/>
+                <w:color w:val="000000"/>
               </w:rPr>
             </w:r>
           </w:p>
@@ -14411,16 +14585,17 @@
             <w:r>
               <w:rPr>
                 <w:rFonts w:ascii="Arial" w:cs="Arial" w:eastAsia="Arial" w:hAnsi="Arial"/>
-                <w:color w:val="1a1a1a"/>
-                <w:sz w:val="20"/>
-                <w:szCs w:val="20"/>
-                <w:rtl w:val="0"/>
-              </w:rPr>
-              <w:t xml:space="preserve">&lt;Belum ditetapkan&gt;</w:t>
-            </w:r>
-            <w:r>
-              <w:rPr>
-                <w:rtl w:val="0"/>
+                <w:color w:val="000000"/>
+                <w:sz w:val="20"/>
+                <w:szCs w:val="20"/>
+                <w:rtl w:val="0"/>
+              </w:rPr>
+              <w:t xml:space="preserve">Test Design Specification dan Test Traceability Matrix sampai Section 5</w:t>
+            </w:r>
+            <w:r>
+              <w:rPr>
+                <w:rtl w:val="0"/>
+                <w:color w:val="000000"/>
               </w:rPr>
             </w:r>
           </w:p>
@@ -14455,16 +14630,17 @@
             <w:r>
               <w:rPr>
                 <w:rFonts w:ascii="Arial" w:cs="Arial" w:eastAsia="Arial" w:hAnsi="Arial"/>
-                <w:color w:val="1a1a1a"/>
-                <w:sz w:val="20"/>
-                <w:szCs w:val="20"/>
-                <w:rtl w:val="0"/>
-              </w:rPr>
-              <w:t xml:space="preserve">&lt;Belum ditetapkan&gt;</w:t>
-            </w:r>
-            <w:r>
-              <w:rPr>
-                <w:rtl w:val="0"/>
+                <w:color w:val="000000"/>
+                <w:sz w:val="20"/>
+                <w:szCs w:val="20"/>
+                <w:rtl w:val="0"/>
+              </w:rPr>
+              <w:t xml:space="preserve">DOCX</w:t>
+            </w:r>
+            <w:r>
+              <w:rPr>
+                <w:rtl w:val="0"/>
+                <w:color w:val="000000"/>
               </w:rPr>
             </w:r>
           </w:p>
@@ -14499,16 +14675,17 @@
             <w:r>
               <w:rPr>
                 <w:rFonts w:ascii="Arial" w:cs="Arial" w:eastAsia="Arial" w:hAnsi="Arial"/>
-                <w:color w:val="1a1a1a"/>
-                <w:sz w:val="20"/>
-                <w:szCs w:val="20"/>
-                <w:rtl w:val="0"/>
-              </w:rPr>
-              <w:t xml:space="preserve">&lt;Belum ditetapkan&gt;</w:t>
-            </w:r>
-            <w:r>
-              <w:rPr>
-                <w:rtl w:val="0"/>
+                <w:color w:val="000000"/>
+                <w:sz w:val="20"/>
+                <w:szCs w:val="20"/>
+                <w:rtl w:val="0"/>
+              </w:rPr>
+              <w:t xml:space="preserve">Draft 1.0 untuk review dan demonstrasi; belum persetujuan asisten</w:t>
+            </w:r>
+            <w:r>
+              <w:rPr>
+                <w:rtl w:val="0"/>
+                <w:color w:val="000000"/>
               </w:rPr>
             </w:r>
           </w:p>

--- a/output/documents/Test Plan CourtBook.docx
+++ b/output/documents/Test Plan CourtBook.docx
@@ -610,7 +610,7 @@
                 <w:szCs w:val="20"/>
                 <w:rtl w:val="0"/>
               </w:rPr>
-              <w:t xml:space="preserve">1.1 (pembaruan rencana untuk Modul 2)</w:t>
+              <w:t xml:space="preserve">1.3 (koreksi kondisi uji dan keterlacakan Modul 2)</w:t>
             </w:r>
           </w:p>
         </w:tc>
@@ -1144,7 +1144,7 @@
                 <w:szCs w:val="20"/>
                 <w:rtl w:val="0"/>
               </w:rPr>
-              <w:t xml:space="preserve">22 Oktober 2026</w:t>
+              <w:t xml:space="preserve">23 Oktober 2026</w:t>
             </w:r>
           </w:p>
         </w:tc>
@@ -1817,6 +1817,330 @@
                 <w:rtl w:val="0"/>
               </w:rPr>
               <w:t xml:space="preserve">Melengkapi rencana Modul 2, dasar kebutuhan, data uji, jadwal, dan luaran TDS serta TTM; cakupan delapan fitur Pelanggan tetap.</w:t>
+            </w:r>
+          </w:p>
+        </w:tc>
+      </w:tr>
+      <w:tr>
+        <w:trPr>
+          <w:cantSplit w:val="1"/>
+          <w:tblHeader w:val="0"/>
+        </w:trPr>
+        <w:tc>
+          <w:tcPr>
+            <w:tcBorders>
+              <w:top w:color="d1d5db" w:space="0" w:sz="4" w:val="single"/>
+              <w:left w:color="d1d5db" w:space="0" w:sz="4" w:val="single"/>
+              <w:bottom w:color="d1d5db" w:space="0" w:sz="4" w:val="single"/>
+              <w:right w:color="d1d5db" w:space="0" w:sz="4" w:val="single"/>
+            </w:tcBorders>
+            <w:shd w:fill="ffffff" w:val="clear"/>
+            <w:tcMar>
+              <w:top w:w="80.0" w:type="dxa"/>
+              <w:left w:w="140.0" w:type="dxa"/>
+              <w:bottom w:w="80.0" w:type="dxa"/>
+              <w:right w:w="140.0" w:type="dxa"/>
+            </w:tcMar>
+            <w:vAlign w:val="center"/>
+          </w:tcPr>
+          <w:p>
+            <w:pPr>
+              <w:spacing w:line="240" w:lineRule="auto"/>
+              <w:jc w:val="left"/>
+              <w:rPr>
+                <w:rFonts w:ascii="Arial" w:cs="Arial" w:eastAsia="Arial" w:hAnsi="Arial"/>
+              </w:rPr>
+              <w:keepNext w:val="0"/>
+              <w:keepLines w:val="1"/>
+            </w:pPr>
+            <w:r>
+              <w:rPr>
+                <w:rFonts w:ascii="Arial" w:cs="Arial" w:eastAsia="Arial" w:hAnsi="Arial"/>
+                <w:color w:val="000000"/>
+                <w:sz w:val="20"/>
+                <w:szCs w:val="20"/>
+                <w:rtl w:val="0"/>
+              </w:rPr>
+              <w:t xml:space="preserve">1.2</w:t>
+            </w:r>
+          </w:p>
+        </w:tc>
+        <w:tc>
+          <w:tcPr>
+            <w:tcBorders>
+              <w:top w:color="d1d5db" w:space="0" w:sz="4" w:val="single"/>
+              <w:left w:color="d1d5db" w:space="0" w:sz="4" w:val="single"/>
+              <w:bottom w:color="d1d5db" w:space="0" w:sz="4" w:val="single"/>
+              <w:right w:color="d1d5db" w:space="0" w:sz="4" w:val="single"/>
+            </w:tcBorders>
+            <w:shd w:fill="ffffff" w:val="clear"/>
+            <w:tcMar>
+              <w:top w:w="80.0" w:type="dxa"/>
+              <w:left w:w="140.0" w:type="dxa"/>
+              <w:bottom w:w="80.0" w:type="dxa"/>
+              <w:right w:w="140.0" w:type="dxa"/>
+            </w:tcMar>
+            <w:vAlign w:val="center"/>
+          </w:tcPr>
+          <w:p>
+            <w:pPr>
+              <w:spacing w:line="240" w:lineRule="auto"/>
+              <w:jc w:val="left"/>
+              <w:rPr>
+                <w:rFonts w:ascii="Arial" w:cs="Arial" w:eastAsia="Arial" w:hAnsi="Arial"/>
+              </w:rPr>
+              <w:keepNext w:val="0"/>
+              <w:keepLines w:val="1"/>
+            </w:pPr>
+            <w:r>
+              <w:rPr>
+                <w:rFonts w:ascii="Arial" w:cs="Arial" w:eastAsia="Arial" w:hAnsi="Arial"/>
+                <w:color w:val="000000"/>
+                <w:sz w:val="20"/>
+                <w:szCs w:val="20"/>
+                <w:rtl w:val="0"/>
+              </w:rPr>
+              <w:t xml:space="preserve">23 Oktober 2026</w:t>
+            </w:r>
+          </w:p>
+        </w:tc>
+        <w:tc>
+          <w:tcPr>
+            <w:tcBorders>
+              <w:top w:color="d1d5db" w:space="0" w:sz="4" w:val="single"/>
+              <w:left w:color="d1d5db" w:space="0" w:sz="4" w:val="single"/>
+              <w:bottom w:color="d1d5db" w:space="0" w:sz="4" w:val="single"/>
+              <w:right w:color="d1d5db" w:space="0" w:sz="4" w:val="single"/>
+            </w:tcBorders>
+            <w:shd w:fill="ffffff" w:val="clear"/>
+            <w:tcMar>
+              <w:top w:w="80.0" w:type="dxa"/>
+              <w:left w:w="140.0" w:type="dxa"/>
+              <w:bottom w:w="80.0" w:type="dxa"/>
+              <w:right w:w="140.0" w:type="dxa"/>
+            </w:tcMar>
+            <w:vAlign w:val="center"/>
+          </w:tcPr>
+          <w:p>
+            <w:pPr>
+              <w:spacing w:line="240" w:lineRule="auto"/>
+              <w:jc w:val="left"/>
+              <w:rPr>
+                <w:rFonts w:ascii="Arial" w:cs="Arial" w:eastAsia="Arial" w:hAnsi="Arial"/>
+              </w:rPr>
+              <w:keepNext w:val="0"/>
+              <w:keepLines w:val="1"/>
+            </w:pPr>
+            <w:r>
+              <w:rPr>
+                <w:rFonts w:ascii="Arial" w:cs="Arial" w:eastAsia="Arial" w:hAnsi="Arial"/>
+                <w:color w:val="000000"/>
+                <w:sz w:val="20"/>
+                <w:szCs w:val="20"/>
+                <w:rtl w:val="0"/>
+              </w:rPr>
+              <w:t xml:space="preserve">Teguh Setia</w:t>
+            </w:r>
+          </w:p>
+        </w:tc>
+        <w:tc>
+          <w:tcPr>
+            <w:tcBorders>
+              <w:top w:color="d1d5db" w:space="0" w:sz="4" w:val="single"/>
+              <w:left w:color="d1d5db" w:space="0" w:sz="4" w:val="single"/>
+              <w:bottom w:color="d1d5db" w:space="0" w:sz="4" w:val="single"/>
+              <w:right w:color="d1d5db" w:space="0" w:sz="4" w:val="single"/>
+            </w:tcBorders>
+            <w:shd w:fill="ffffff" w:val="clear"/>
+            <w:tcMar>
+              <w:top w:w="80.0" w:type="dxa"/>
+              <w:left w:w="140.0" w:type="dxa"/>
+              <w:bottom w:w="80.0" w:type="dxa"/>
+              <w:right w:w="140.0" w:type="dxa"/>
+            </w:tcMar>
+            <w:vAlign w:val="center"/>
+          </w:tcPr>
+          <w:p>
+            <w:pPr>
+              <w:spacing w:line="240" w:lineRule="auto"/>
+              <w:jc w:val="left"/>
+              <w:rPr>
+                <w:rFonts w:ascii="Arial" w:cs="Arial" w:eastAsia="Arial" w:hAnsi="Arial"/>
+              </w:rPr>
+              <w:keepNext w:val="0"/>
+              <w:keepLines w:val="1"/>
+            </w:pPr>
+            <w:r>
+              <w:rPr>
+                <w:rFonts w:ascii="Arial" w:cs="Arial" w:eastAsia="Arial" w:hAnsi="Arial"/>
+                <w:color w:val="000000"/>
+                <w:sz w:val="20"/>
+                <w:szCs w:val="20"/>
+                <w:rtl w:val="0"/>
+              </w:rPr>
+              <w:t xml:space="preserve">Menyesuaikan indikator pemesanan menjadi 1. Pesan lapangan (pilih lapangan, jadwal, dan periksa pesanan) serta 2. Bayar. TCond-059 dan CI-037 diperbarui; cakupan delapan fitur tetap.</w:t>
+            </w:r>
+          </w:p>
+        </w:tc>
+      </w:tr>
+      <w:tr>
+        <w:trPr>
+          <w:cantSplit w:val="1"/>
+          <w:tblHeader w:val="0"/>
+        </w:trPr>
+        <w:tc>
+          <w:tcPr>
+            <w:tcBorders>
+              <w:top w:color="d1d5db" w:space="0" w:sz="4" w:val="single"/>
+              <w:left w:color="d1d5db" w:space="0" w:sz="4" w:val="single"/>
+              <w:bottom w:color="d1d5db" w:space="0" w:sz="4" w:val="single"/>
+              <w:right w:color="d1d5db" w:space="0" w:sz="4" w:val="single"/>
+            </w:tcBorders>
+            <w:shd w:fill="ffffff" w:val="clear"/>
+            <w:tcMar>
+              <w:top w:w="80.0" w:type="dxa"/>
+              <w:left w:w="140.0" w:type="dxa"/>
+              <w:bottom w:w="80.0" w:type="dxa"/>
+              <w:right w:w="140.0" w:type="dxa"/>
+            </w:tcMar>
+            <w:vAlign w:val="center"/>
+          </w:tcPr>
+          <w:p>
+            <w:pPr>
+              <w:spacing w:line="240" w:lineRule="auto"/>
+              <w:jc w:val="left"/>
+              <w:rPr>
+                <w:rFonts w:ascii="Arial" w:cs="Arial" w:eastAsia="Arial" w:hAnsi="Arial"/>
+              </w:rPr>
+              <w:keepNext w:val="0"/>
+              <w:keepLines w:val="1"/>
+            </w:pPr>
+            <w:r>
+              <w:rPr>
+                <w:rFonts w:ascii="Arial" w:cs="Arial" w:eastAsia="Arial" w:hAnsi="Arial"/>
+                <w:color w:val="000000"/>
+                <w:sz w:val="20"/>
+                <w:szCs w:val="20"/>
+                <w:rtl w:val="0"/>
+              </w:rPr>
+              <w:t xml:space="preserve">1.3</w:t>
+            </w:r>
+          </w:p>
+        </w:tc>
+        <w:tc>
+          <w:tcPr>
+            <w:tcBorders>
+              <w:top w:color="d1d5db" w:space="0" w:sz="4" w:val="single"/>
+              <w:left w:color="d1d5db" w:space="0" w:sz="4" w:val="single"/>
+              <w:bottom w:color="d1d5db" w:space="0" w:sz="4" w:val="single"/>
+              <w:right w:color="d1d5db" w:space="0" w:sz="4" w:val="single"/>
+            </w:tcBorders>
+            <w:shd w:fill="ffffff" w:val="clear"/>
+            <w:tcMar>
+              <w:top w:w="80.0" w:type="dxa"/>
+              <w:left w:w="140.0" w:type="dxa"/>
+              <w:bottom w:w="80.0" w:type="dxa"/>
+              <w:right w:w="140.0" w:type="dxa"/>
+            </w:tcMar>
+            <w:vAlign w:val="center"/>
+          </w:tcPr>
+          <w:p>
+            <w:pPr>
+              <w:spacing w:line="240" w:lineRule="auto"/>
+              <w:jc w:val="left"/>
+              <w:rPr>
+                <w:rFonts w:ascii="Arial" w:cs="Arial" w:eastAsia="Arial" w:hAnsi="Arial"/>
+              </w:rPr>
+              <w:keepNext w:val="0"/>
+              <w:keepLines w:val="1"/>
+            </w:pPr>
+            <w:r>
+              <w:rPr>
+                <w:rFonts w:ascii="Arial" w:cs="Arial" w:eastAsia="Arial" w:hAnsi="Arial"/>
+                <w:color w:val="000000"/>
+                <w:sz w:val="20"/>
+                <w:szCs w:val="20"/>
+                <w:rtl w:val="0"/>
+              </w:rPr>
+              <w:t xml:space="preserve">23 Oktober 2026</w:t>
+            </w:r>
+          </w:p>
+        </w:tc>
+        <w:tc>
+          <w:tcPr>
+            <w:tcBorders>
+              <w:top w:color="d1d5db" w:space="0" w:sz="4" w:val="single"/>
+              <w:left w:color="d1d5db" w:space="0" w:sz="4" w:val="single"/>
+              <w:bottom w:color="d1d5db" w:space="0" w:sz="4" w:val="single"/>
+              <w:right w:color="d1d5db" w:space="0" w:sz="4" w:val="single"/>
+            </w:tcBorders>
+            <w:shd w:fill="ffffff" w:val="clear"/>
+            <w:tcMar>
+              <w:top w:w="80.0" w:type="dxa"/>
+              <w:left w:w="140.0" w:type="dxa"/>
+              <w:bottom w:w="80.0" w:type="dxa"/>
+              <w:right w:w="140.0" w:type="dxa"/>
+            </w:tcMar>
+            <w:vAlign w:val="center"/>
+          </w:tcPr>
+          <w:p>
+            <w:pPr>
+              <w:spacing w:line="240" w:lineRule="auto"/>
+              <w:jc w:val="left"/>
+              <w:rPr>
+                <w:rFonts w:ascii="Arial" w:cs="Arial" w:eastAsia="Arial" w:hAnsi="Arial"/>
+              </w:rPr>
+              <w:keepNext w:val="0"/>
+              <w:keepLines w:val="1"/>
+            </w:pPr>
+            <w:r>
+              <w:rPr>
+                <w:rFonts w:ascii="Arial" w:cs="Arial" w:eastAsia="Arial" w:hAnsi="Arial"/>
+                <w:color w:val="000000"/>
+                <w:sz w:val="20"/>
+                <w:szCs w:val="20"/>
+                <w:rtl w:val="0"/>
+              </w:rPr>
+              <w:t xml:space="preserve">Teguh Setia</w:t>
+            </w:r>
+          </w:p>
+        </w:tc>
+        <w:tc>
+          <w:tcPr>
+            <w:tcBorders>
+              <w:top w:color="d1d5db" w:space="0" w:sz="4" w:val="single"/>
+              <w:left w:color="d1d5db" w:space="0" w:sz="4" w:val="single"/>
+              <w:bottom w:color="d1d5db" w:space="0" w:sz="4" w:val="single"/>
+              <w:right w:color="d1d5db" w:space="0" w:sz="4" w:val="single"/>
+            </w:tcBorders>
+            <w:shd w:fill="ffffff" w:val="clear"/>
+            <w:tcMar>
+              <w:top w:w="80.0" w:type="dxa"/>
+              <w:left w:w="140.0" w:type="dxa"/>
+              <w:bottom w:w="80.0" w:type="dxa"/>
+              <w:right w:w="140.0" w:type="dxa"/>
+            </w:tcMar>
+            <w:vAlign w:val="center"/>
+          </w:tcPr>
+          <w:p>
+            <w:pPr>
+              <w:spacing w:line="240" w:lineRule="auto"/>
+              <w:jc w:val="left"/>
+              <w:rPr>
+                <w:rFonts w:ascii="Arial" w:cs="Arial" w:eastAsia="Arial" w:hAnsi="Arial"/>
+              </w:rPr>
+              <w:keepNext w:val="0"/>
+              <w:keepLines w:val="1"/>
+            </w:pPr>
+            <w:r>
+              <w:rPr>
+                <w:rFonts w:ascii="Arial" w:cs="Arial" w:eastAsia="Arial" w:hAnsi="Arial"/>
+                <w:color w:val="000000"/>
+                <w:sz w:val="20"/>
+                <w:szCs w:val="20"/>
+                <w:rtl w:val="0"/>
+              </w:rPr>
+              <w:t xml:space="preserve">Memperjelas pemulihan riwayat kosong pada TCond-047; menambah TCond-061 dan CI-039 untuk validasi alasan refund 5–200 karakter. TDS dan TTM kini memuat 61 kondisi, 39 coverage item, dan 64 baris keterlacakan.</w:t>
             </w:r>
           </w:p>
         </w:tc>
@@ -3238,7 +3562,7 @@
                 <w:szCs w:val="20"/>
                 <w:rtl w:val="0"/>
               </w:rPr>
-              <w:t xml:space="preserve">Modul 2: commit 39fb8ee, 22 Oktober 2026. Baseline Modul 1: commit 2bdd4e0.</w:t>
+              <w:t xml:space="preserve">Modul 2: commit 39fb8ee dengan perubahan antarmuka lokal 23 Oktober 2026 (indikator dua tahap; belum di-commit). Baseline Modul 1: commit 2bdd4e0.</w:t>
             </w:r>
           </w:p>
         </w:tc>
@@ -14680,7 +15004,7 @@
                 <w:szCs w:val="20"/>
                 <w:rtl w:val="0"/>
               </w:rPr>
-              <w:t xml:space="preserve">Draft 1.0 untuk review dan demonstrasi; belum persetujuan asisten</w:t>
+              <w:t xml:space="preserve">Draft 1.3 untuk review dan demonstrasi; belum persetujuan asisten</w:t>
             </w:r>
             <w:r>
               <w:rPr>
